--- a/docs/developpement/phases/word/PHASE_67_LE_TABLEAU_EN_DIRECT_DAPRES_LA_MAQUETTE_AVEC_LE_LIEU_EN_3D.docx
+++ b/docs/developpement/phases/word/PHASE_67_LE_TABLEAU_EN_DIRECT_DAPRES_LA_MAQUETTE_AVEC_LE_LIEU_EN_3D.docx
@@ -20,7 +20,7 @@
       <w:r>
         <w:t xml:space="preserve">FlaiX Expert · dossier de développement · généré le 2026-10-19 depuis le dépôt </w:t>
       </w:r>
-      <w:hyperlink w:history="1" r:id="rIdg0tpzhtrdsjrnptd8rwys">
+      <w:hyperlink w:history="1" r:id="rIdjawrdmupelwpbb1nem1er">
         <w:r>
           <w:rPr>
             <w:rStyle w:val="Hyperlink"/>
@@ -724,7 +724,7 @@
           <w:numId w:val="2"/>
         </w:numPr>
       </w:pPr>
-      <w:hyperlink w:history="1" r:id="rIdhi8wdrmuphpbdakwxxd6p">
+      <w:hyperlink w:history="1" r:id="rIdiliqvr8gbcoqff_5xnsz2">
         <w:r>
           <w:rPr>
             <w:rStyle w:val="Hyperlink"/>
@@ -744,7 +744,7 @@
           <w:numId w:val="2"/>
         </w:numPr>
       </w:pPr>
-      <w:hyperlink w:history="1" r:id="rIddvzhmgjzqrrvah4msnqoz">
+      <w:hyperlink w:history="1" r:id="rIdnzh85ug4dlx1-1sfk_onk">
         <w:r>
           <w:rPr>
             <w:rStyle w:val="Hyperlink"/>
@@ -764,7 +764,7 @@
           <w:numId w:val="2"/>
         </w:numPr>
       </w:pPr>
-      <w:hyperlink w:history="1" r:id="rIdksd49p-abbiu5tswvnixu">
+      <w:hyperlink w:history="1" r:id="rIds3w8mk1sqzg-0ibo82zcb">
         <w:r>
           <w:rPr>
             <w:rStyle w:val="Hyperlink"/>
@@ -812,7 +812,7 @@
       <w:r>
         <w:t xml:space="preserve"> — modifié — </w:t>
       </w:r>
-      <w:hyperlink w:history="1" r:id="rId6cgzxsoujru0lfexxnabg">
+      <w:hyperlink w:history="1" r:id="rId7z02pxr_0kanmrnibndq6">
         <w:r>
           <w:rPr>
             <w:rStyle w:val="Hyperlink"/>
@@ -841,7 +841,7 @@
       <w:r>
         <w:t xml:space="preserve"> — modifié — </w:t>
       </w:r>
-      <w:hyperlink w:history="1" r:id="rIdmcrpj-t8wzttdmk2z1ju0">
+      <w:hyperlink w:history="1" r:id="rIdxu0dmcdduwcv_alnqftoq">
         <w:r>
           <w:rPr>
             <w:rStyle w:val="Hyperlink"/>
@@ -878,7 +878,7 @@
       <w:r>
         <w:t xml:space="preserve"> — modifié — </w:t>
       </w:r>
-      <w:hyperlink w:history="1" r:id="rIdaz13at8mntnucrelzapfj">
+      <w:hyperlink w:history="1" r:id="rIdyrhucd5z_d-i22gb20fie">
         <w:r>
           <w:rPr>
             <w:rStyle w:val="Hyperlink"/>
@@ -915,7 +915,7 @@
       <w:r>
         <w:t xml:space="preserve"> — modifié — </w:t>
       </w:r>
-      <w:hyperlink w:history="1" r:id="rIdehzr0l3butgqblif-al_u">
+      <w:hyperlink w:history="1" r:id="rIddv2quouzxr_tqfztjzfkx">
         <w:r>
           <w:rPr>
             <w:rStyle w:val="Hyperlink"/>
@@ -952,7 +952,7 @@
       <w:r>
         <w:t xml:space="preserve"> — modifié — </w:t>
       </w:r>
-      <w:hyperlink w:history="1" r:id="rIdghdekaflbu9hbrronq8pb">
+      <w:hyperlink w:history="1" r:id="rIdzftuj3ipo9yuu4edb2iw4">
         <w:r>
           <w:rPr>
             <w:rStyle w:val="Hyperlink"/>
@@ -981,7 +981,7 @@
       <w:r>
         <w:t xml:space="preserve"> — créé — </w:t>
       </w:r>
-      <w:hyperlink w:history="1" r:id="rIdohudszgwl79tdrtptq_mh">
+      <w:hyperlink w:history="1" r:id="rIdud1afi61n1t7wcwliec-u">
         <w:r>
           <w:rPr>
             <w:rStyle w:val="Hyperlink"/>
@@ -1010,7 +1010,7 @@
       <w:r>
         <w:t xml:space="preserve"> — modifié — </w:t>
       </w:r>
-      <w:hyperlink w:history="1" r:id="rIdouqy47mpm5u52jhp6nkoq">
+      <w:hyperlink w:history="1" r:id="rIdua3zupuhk5ikkascitkys">
         <w:r>
           <w:rPr>
             <w:rStyle w:val="Hyperlink"/>
@@ -1039,7 +1039,7 @@
       <w:r>
         <w:t xml:space="preserve"> — modifié — </w:t>
       </w:r>
-      <w:hyperlink w:history="1" r:id="rId1ulwkhs7jgrb-ozz1srnc">
+      <w:hyperlink w:history="1" r:id="rIdgi3ybef35gqcpvckmufxm">
         <w:r>
           <w:rPr>
             <w:rStyle w:val="Hyperlink"/>
@@ -1089,7 +1089,7 @@
       <w:r>
         <w:t xml:space="preserve"> — modifié — </w:t>
       </w:r>
-      <w:hyperlink w:history="1" r:id="rId5rii7gfreepqpukciekfh">
+      <w:hyperlink w:history="1" r:id="rIdplwblkmrwce2zjfpregjs">
         <w:r>
           <w:rPr>
             <w:rStyle w:val="Hyperlink"/>
@@ -1118,7 +1118,7 @@
       <w:r>
         <w:t xml:space="preserve"> — modifié — </w:t>
       </w:r>
-      <w:hyperlink w:history="1" r:id="rIds_dvux6spjxeujzl_128e">
+      <w:hyperlink w:history="1" r:id="rId3q4l_6k7cvtpbqumihok4">
         <w:r>
           <w:rPr>
             <w:rStyle w:val="Hyperlink"/>

--- a/docs/developpement/phases/word/PHASE_67_LE_TABLEAU_EN_DIRECT_DAPRES_LA_MAQUETTE_AVEC_LE_LIEU_EN_3D.docx
+++ b/docs/developpement/phases/word/PHASE_67_LE_TABLEAU_EN_DIRECT_DAPRES_LA_MAQUETTE_AVEC_LE_LIEU_EN_3D.docx
@@ -20,7 +20,7 @@
       <w:r>
         <w:t xml:space="preserve">FlaiX Expert · dossier de développement · généré le 2026-10-19 depuis le dépôt </w:t>
       </w:r>
-      <w:hyperlink w:history="1" r:id="rIdjawrdmupelwpbb1nem1er">
+      <w:hyperlink w:history="1" r:id="rIdw_zsmxwkajiajeuue5u5p">
         <w:r>
           <w:rPr>
             <w:rStyle w:val="Hyperlink"/>
@@ -724,7 +724,7 @@
           <w:numId w:val="2"/>
         </w:numPr>
       </w:pPr>
-      <w:hyperlink w:history="1" r:id="rIdiliqvr8gbcoqff_5xnsz2">
+      <w:hyperlink w:history="1" r:id="rIdsu3x3vfe-7ld4s2touzwn">
         <w:r>
           <w:rPr>
             <w:rStyle w:val="Hyperlink"/>
@@ -744,7 +744,7 @@
           <w:numId w:val="2"/>
         </w:numPr>
       </w:pPr>
-      <w:hyperlink w:history="1" r:id="rIdnzh85ug4dlx1-1sfk_onk">
+      <w:hyperlink w:history="1" r:id="rIdld7a82n6kqt6nhi7quomk">
         <w:r>
           <w:rPr>
             <w:rStyle w:val="Hyperlink"/>
@@ -764,7 +764,7 @@
           <w:numId w:val="2"/>
         </w:numPr>
       </w:pPr>
-      <w:hyperlink w:history="1" r:id="rIds3w8mk1sqzg-0ibo82zcb">
+      <w:hyperlink w:history="1" r:id="rIdonwlzdugmooek248czi5m">
         <w:r>
           <w:rPr>
             <w:rStyle w:val="Hyperlink"/>
@@ -812,7 +812,7 @@
       <w:r>
         <w:t xml:space="preserve"> — modifié — </w:t>
       </w:r>
-      <w:hyperlink w:history="1" r:id="rId7z02pxr_0kanmrnibndq6">
+      <w:hyperlink w:history="1" r:id="rIdalboxyk_lrfgdhgzfmgoh">
         <w:r>
           <w:rPr>
             <w:rStyle w:val="Hyperlink"/>
@@ -841,7 +841,7 @@
       <w:r>
         <w:t xml:space="preserve"> — modifié — </w:t>
       </w:r>
-      <w:hyperlink w:history="1" r:id="rIdxu0dmcdduwcv_alnqftoq">
+      <w:hyperlink w:history="1" r:id="rIdxpfcg5iw7pnwmexhkdefa">
         <w:r>
           <w:rPr>
             <w:rStyle w:val="Hyperlink"/>
@@ -878,7 +878,7 @@
       <w:r>
         <w:t xml:space="preserve"> — modifié — </w:t>
       </w:r>
-      <w:hyperlink w:history="1" r:id="rIdyrhucd5z_d-i22gb20fie">
+      <w:hyperlink w:history="1" r:id="rIdlgodg9jv-tutgliwc-vcu">
         <w:r>
           <w:rPr>
             <w:rStyle w:val="Hyperlink"/>
@@ -915,7 +915,7 @@
       <w:r>
         <w:t xml:space="preserve"> — modifié — </w:t>
       </w:r>
-      <w:hyperlink w:history="1" r:id="rIddv2quouzxr_tqfztjzfkx">
+      <w:hyperlink w:history="1" r:id="rIddrex921fqaghlbwaps9va">
         <w:r>
           <w:rPr>
             <w:rStyle w:val="Hyperlink"/>
@@ -952,7 +952,7 @@
       <w:r>
         <w:t xml:space="preserve"> — modifié — </w:t>
       </w:r>
-      <w:hyperlink w:history="1" r:id="rIdzftuj3ipo9yuu4edb2iw4">
+      <w:hyperlink w:history="1" r:id="rIdrkjryvwwhmifsnkuzu4_p">
         <w:r>
           <w:rPr>
             <w:rStyle w:val="Hyperlink"/>
@@ -981,7 +981,7 @@
       <w:r>
         <w:t xml:space="preserve"> — créé — </w:t>
       </w:r>
-      <w:hyperlink w:history="1" r:id="rIdud1afi61n1t7wcwliec-u">
+      <w:hyperlink w:history="1" r:id="rId49vz7bfmcni3iv4sdjd8g">
         <w:r>
           <w:rPr>
             <w:rStyle w:val="Hyperlink"/>
@@ -1010,7 +1010,7 @@
       <w:r>
         <w:t xml:space="preserve"> — modifié — </w:t>
       </w:r>
-      <w:hyperlink w:history="1" r:id="rIdua3zupuhk5ikkascitkys">
+      <w:hyperlink w:history="1" r:id="rIdumqeeik1crpilaogayhcb">
         <w:r>
           <w:rPr>
             <w:rStyle w:val="Hyperlink"/>
@@ -1039,7 +1039,7 @@
       <w:r>
         <w:t xml:space="preserve"> — modifié — </w:t>
       </w:r>
-      <w:hyperlink w:history="1" r:id="rIdgi3ybef35gqcpvckmufxm">
+      <w:hyperlink w:history="1" r:id="rIdqalvx2mmxslkzh5q_jhyq">
         <w:r>
           <w:rPr>
             <w:rStyle w:val="Hyperlink"/>
@@ -1089,7 +1089,7 @@
       <w:r>
         <w:t xml:space="preserve"> — modifié — </w:t>
       </w:r>
-      <w:hyperlink w:history="1" r:id="rIdplwblkmrwce2zjfpregjs">
+      <w:hyperlink w:history="1" r:id="rIdubtzbrd1xe3l_lrrd8nee">
         <w:r>
           <w:rPr>
             <w:rStyle w:val="Hyperlink"/>
@@ -1118,7 +1118,7 @@
       <w:r>
         <w:t xml:space="preserve"> — modifié — </w:t>
       </w:r>
-      <w:hyperlink w:history="1" r:id="rId3q4l_6k7cvtpbqumihok4">
+      <w:hyperlink w:history="1" r:id="rIdm9q8sufvtwi5qme0xe20_">
         <w:r>
           <w:rPr>
             <w:rStyle w:val="Hyperlink"/>

--- a/docs/developpement/phases/word/PHASE_67_LE_TABLEAU_EN_DIRECT_DAPRES_LA_MAQUETTE_AVEC_LE_LIEU_EN_3D.docx
+++ b/docs/developpement/phases/word/PHASE_67_LE_TABLEAU_EN_DIRECT_DAPRES_LA_MAQUETTE_AVEC_LE_LIEU_EN_3D.docx
@@ -20,7 +20,7 @@
       <w:r>
         <w:t xml:space="preserve">FlaiX Expert · dossier de développement · généré le 2026-10-19 depuis le dépôt </w:t>
       </w:r>
-      <w:hyperlink w:history="1" r:id="rIdw_zsmxwkajiajeuue5u5p">
+      <w:hyperlink w:history="1" r:id="rId8ifubg8ldankjpqfgrzz0">
         <w:r>
           <w:rPr>
             <w:rStyle w:val="Hyperlink"/>
@@ -724,7 +724,7 @@
           <w:numId w:val="2"/>
         </w:numPr>
       </w:pPr>
-      <w:hyperlink w:history="1" r:id="rIdsu3x3vfe-7ld4s2touzwn">
+      <w:hyperlink w:history="1" r:id="rIdmr_tzavvaozxrbrwncxm5">
         <w:r>
           <w:rPr>
             <w:rStyle w:val="Hyperlink"/>
@@ -744,7 +744,7 @@
           <w:numId w:val="2"/>
         </w:numPr>
       </w:pPr>
-      <w:hyperlink w:history="1" r:id="rIdld7a82n6kqt6nhi7quomk">
+      <w:hyperlink w:history="1" r:id="rId895b7hxn77jynlnlusfdf">
         <w:r>
           <w:rPr>
             <w:rStyle w:val="Hyperlink"/>
@@ -764,7 +764,7 @@
           <w:numId w:val="2"/>
         </w:numPr>
       </w:pPr>
-      <w:hyperlink w:history="1" r:id="rIdonwlzdugmooek248czi5m">
+      <w:hyperlink w:history="1" r:id="rIdpp5re3rsonbrldquqi5qb">
         <w:r>
           <w:rPr>
             <w:rStyle w:val="Hyperlink"/>
@@ -812,7 +812,7 @@
       <w:r>
         <w:t xml:space="preserve"> — modifié — </w:t>
       </w:r>
-      <w:hyperlink w:history="1" r:id="rIdalboxyk_lrfgdhgzfmgoh">
+      <w:hyperlink w:history="1" r:id="rIdhmsfp-alciq8druafzxtq">
         <w:r>
           <w:rPr>
             <w:rStyle w:val="Hyperlink"/>
@@ -841,7 +841,7 @@
       <w:r>
         <w:t xml:space="preserve"> — modifié — </w:t>
       </w:r>
-      <w:hyperlink w:history="1" r:id="rIdxpfcg5iw7pnwmexhkdefa">
+      <w:hyperlink w:history="1" r:id="rIdc2kpesabiug5p49kso4iq">
         <w:r>
           <w:rPr>
             <w:rStyle w:val="Hyperlink"/>
@@ -878,7 +878,7 @@
       <w:r>
         <w:t xml:space="preserve"> — modifié — </w:t>
       </w:r>
-      <w:hyperlink w:history="1" r:id="rIdlgodg9jv-tutgliwc-vcu">
+      <w:hyperlink w:history="1" r:id="rIdgfr1i1pj8jizk3t74a0ke">
         <w:r>
           <w:rPr>
             <w:rStyle w:val="Hyperlink"/>
@@ -915,7 +915,7 @@
       <w:r>
         <w:t xml:space="preserve"> — modifié — </w:t>
       </w:r>
-      <w:hyperlink w:history="1" r:id="rIddrex921fqaghlbwaps9va">
+      <w:hyperlink w:history="1" r:id="rIdpilsbodx3erwxihhp_uig">
         <w:r>
           <w:rPr>
             <w:rStyle w:val="Hyperlink"/>
@@ -952,7 +952,7 @@
       <w:r>
         <w:t xml:space="preserve"> — modifié — </w:t>
       </w:r>
-      <w:hyperlink w:history="1" r:id="rIdrkjryvwwhmifsnkuzu4_p">
+      <w:hyperlink w:history="1" r:id="rIdpvnjobl4agap6faov_vwd">
         <w:r>
           <w:rPr>
             <w:rStyle w:val="Hyperlink"/>
@@ -981,7 +981,7 @@
       <w:r>
         <w:t xml:space="preserve"> — créé — </w:t>
       </w:r>
-      <w:hyperlink w:history="1" r:id="rId49vz7bfmcni3iv4sdjd8g">
+      <w:hyperlink w:history="1" r:id="rId1dlrzvqbj1ct4modvsyqw">
         <w:r>
           <w:rPr>
             <w:rStyle w:val="Hyperlink"/>
@@ -1010,7 +1010,7 @@
       <w:r>
         <w:t xml:space="preserve"> — modifié — </w:t>
       </w:r>
-      <w:hyperlink w:history="1" r:id="rIdumqeeik1crpilaogayhcb">
+      <w:hyperlink w:history="1" r:id="rIdp-7cp_aoyqkxx_2ktcyoa">
         <w:r>
           <w:rPr>
             <w:rStyle w:val="Hyperlink"/>
@@ -1039,7 +1039,7 @@
       <w:r>
         <w:t xml:space="preserve"> — modifié — </w:t>
       </w:r>
-      <w:hyperlink w:history="1" r:id="rIdqalvx2mmxslkzh5q_jhyq">
+      <w:hyperlink w:history="1" r:id="rIdlgtn-hlizpiacopxfe40t">
         <w:r>
           <w:rPr>
             <w:rStyle w:val="Hyperlink"/>
@@ -1089,7 +1089,7 @@
       <w:r>
         <w:t xml:space="preserve"> — modifié — </w:t>
       </w:r>
-      <w:hyperlink w:history="1" r:id="rIdubtzbrd1xe3l_lrrd8nee">
+      <w:hyperlink w:history="1" r:id="rIdlzarusnhrsf9tolxomzy3">
         <w:r>
           <w:rPr>
             <w:rStyle w:val="Hyperlink"/>
@@ -1118,7 +1118,7 @@
       <w:r>
         <w:t xml:space="preserve"> — modifié — </w:t>
       </w:r>
-      <w:hyperlink w:history="1" r:id="rIdm9q8sufvtwi5qme0xe20_">
+      <w:hyperlink w:history="1" r:id="rIdap3fepgpinpz8irisnyaj">
         <w:r>
           <w:rPr>
             <w:rStyle w:val="Hyperlink"/>

--- a/docs/developpement/phases/word/PHASE_67_LE_TABLEAU_EN_DIRECT_DAPRES_LA_MAQUETTE_AVEC_LE_LIEU_EN_3D.docx
+++ b/docs/developpement/phases/word/PHASE_67_LE_TABLEAU_EN_DIRECT_DAPRES_LA_MAQUETTE_AVEC_LE_LIEU_EN_3D.docx
@@ -18,9 +18,9 @@
         <w:shd w:fill="F6F3FF" w:color="auto" w:val="clear"/>
       </w:pPr>
       <w:r>
-        <w:t xml:space="preserve">FlaiX Expert · dossier de développement · généré le 2026-10-19 depuis le dépôt </w:t>
-      </w:r>
-      <w:hyperlink w:history="1" r:id="rId8ifubg8ldankjpqfgrzz0">
+        <w:t xml:space="preserve">FlaiX Expert · dossier de développement · généré le 2026-10-21 depuis le dépôt </w:t>
+      </w:r>
+      <w:hyperlink w:history="1" r:id="rId63o9_k8e3zchz2nhc63gy">
         <w:r>
           <w:rPr>
             <w:rStyle w:val="Hyperlink"/>
@@ -724,7 +724,7 @@
           <w:numId w:val="2"/>
         </w:numPr>
       </w:pPr>
-      <w:hyperlink w:history="1" r:id="rIdmr_tzavvaozxrbrwncxm5">
+      <w:hyperlink w:history="1" r:id="rIdknghd9gcjzes4mrow49xo">
         <w:r>
           <w:rPr>
             <w:rStyle w:val="Hyperlink"/>
@@ -744,7 +744,7 @@
           <w:numId w:val="2"/>
         </w:numPr>
       </w:pPr>
-      <w:hyperlink w:history="1" r:id="rId895b7hxn77jynlnlusfdf">
+      <w:hyperlink w:history="1" r:id="rIdynp0emvo4r7puicfzdl9d">
         <w:r>
           <w:rPr>
             <w:rStyle w:val="Hyperlink"/>
@@ -764,7 +764,7 @@
           <w:numId w:val="2"/>
         </w:numPr>
       </w:pPr>
-      <w:hyperlink w:history="1" r:id="rIdpp5re3rsonbrldquqi5qb">
+      <w:hyperlink w:history="1" r:id="rIdezn7pbg2tjkg4e6itvl-k">
         <w:r>
           <w:rPr>
             <w:rStyle w:val="Hyperlink"/>
@@ -812,7 +812,7 @@
       <w:r>
         <w:t xml:space="preserve"> — modifié — </w:t>
       </w:r>
-      <w:hyperlink w:history="1" r:id="rIdhmsfp-alciq8druafzxtq">
+      <w:hyperlink w:history="1" r:id="rIdod8j9tk9k37gutgdewllk">
         <w:r>
           <w:rPr>
             <w:rStyle w:val="Hyperlink"/>
@@ -841,7 +841,7 @@
       <w:r>
         <w:t xml:space="preserve"> — modifié — </w:t>
       </w:r>
-      <w:hyperlink w:history="1" r:id="rIdc2kpesabiug5p49kso4iq">
+      <w:hyperlink w:history="1" r:id="rIdkx1y1l7wia8l51_w266ko">
         <w:r>
           <w:rPr>
             <w:rStyle w:val="Hyperlink"/>
@@ -878,7 +878,7 @@
       <w:r>
         <w:t xml:space="preserve"> — modifié — </w:t>
       </w:r>
-      <w:hyperlink w:history="1" r:id="rIdgfr1i1pj8jizk3t74a0ke">
+      <w:hyperlink w:history="1" r:id="rIdu3pfsvu_txku3pbphwdgh">
         <w:r>
           <w:rPr>
             <w:rStyle w:val="Hyperlink"/>
@@ -915,7 +915,7 @@
       <w:r>
         <w:t xml:space="preserve"> — modifié — </w:t>
       </w:r>
-      <w:hyperlink w:history="1" r:id="rIdpilsbodx3erwxihhp_uig">
+      <w:hyperlink w:history="1" r:id="rId3pykaqx85usgxbf0xor0h">
         <w:r>
           <w:rPr>
             <w:rStyle w:val="Hyperlink"/>
@@ -952,7 +952,7 @@
       <w:r>
         <w:t xml:space="preserve"> — modifié — </w:t>
       </w:r>
-      <w:hyperlink w:history="1" r:id="rIdpvnjobl4agap6faov_vwd">
+      <w:hyperlink w:history="1" r:id="rId4tr7rfcp0kvs_iinfrsmb">
         <w:r>
           <w:rPr>
             <w:rStyle w:val="Hyperlink"/>
@@ -981,7 +981,7 @@
       <w:r>
         <w:t xml:space="preserve"> — créé — </w:t>
       </w:r>
-      <w:hyperlink w:history="1" r:id="rId1dlrzvqbj1ct4modvsyqw">
+      <w:hyperlink w:history="1" r:id="rIddsmgy0afvxta7593uslsx">
         <w:r>
           <w:rPr>
             <w:rStyle w:val="Hyperlink"/>
@@ -1010,7 +1010,7 @@
       <w:r>
         <w:t xml:space="preserve"> — modifié — </w:t>
       </w:r>
-      <w:hyperlink w:history="1" r:id="rIdp-7cp_aoyqkxx_2ktcyoa">
+      <w:hyperlink w:history="1" r:id="rIdklitfrmnhxdewcnm7vxkb">
         <w:r>
           <w:rPr>
             <w:rStyle w:val="Hyperlink"/>
@@ -1039,7 +1039,7 @@
       <w:r>
         <w:t xml:space="preserve"> — modifié — </w:t>
       </w:r>
-      <w:hyperlink w:history="1" r:id="rIdlgtn-hlizpiacopxfe40t">
+      <w:hyperlink w:history="1" r:id="rIdwtme4zewgs28sx9l37de0">
         <w:r>
           <w:rPr>
             <w:rStyle w:val="Hyperlink"/>
@@ -1089,7 +1089,7 @@
       <w:r>
         <w:t xml:space="preserve"> — modifié — </w:t>
       </w:r>
-      <w:hyperlink w:history="1" r:id="rIdlzarusnhrsf9tolxomzy3">
+      <w:hyperlink w:history="1" r:id="rIde4n21zamesafgfh8ipq2k">
         <w:r>
           <w:rPr>
             <w:rStyle w:val="Hyperlink"/>
@@ -1118,7 +1118,7 @@
       <w:r>
         <w:t xml:space="preserve"> — modifié — </w:t>
       </w:r>
-      <w:hyperlink w:history="1" r:id="rIdap3fepgpinpz8irisnyaj">
+      <w:hyperlink w:history="1" r:id="rIdmzj_e2n5yqoytok-3lfdu">
         <w:r>
           <w:rPr>
             <w:rStyle w:val="Hyperlink"/>

--- a/docs/developpement/phases/word/PHASE_67_LE_TABLEAU_EN_DIRECT_DAPRES_LA_MAQUETTE_AVEC_LE_LIEU_EN_3D.docx
+++ b/docs/developpement/phases/word/PHASE_67_LE_TABLEAU_EN_DIRECT_DAPRES_LA_MAQUETTE_AVEC_LE_LIEU_EN_3D.docx
@@ -20,7 +20,7 @@
       <w:r>
         <w:t xml:space="preserve">FlaiX Expert · dossier de développement · généré le 2026-10-21 depuis le dépôt </w:t>
       </w:r>
-      <w:hyperlink w:history="1" r:id="rId63o9_k8e3zchz2nhc63gy">
+      <w:hyperlink w:history="1" r:id="rId4uva82oy7zk1pxgayz4j5">
         <w:r>
           <w:rPr>
             <w:rStyle w:val="Hyperlink"/>
@@ -724,7 +724,7 @@
           <w:numId w:val="2"/>
         </w:numPr>
       </w:pPr>
-      <w:hyperlink w:history="1" r:id="rIdknghd9gcjzes4mrow49xo">
+      <w:hyperlink w:history="1" r:id="rIdidslyqd_7a3matj3qekds">
         <w:r>
           <w:rPr>
             <w:rStyle w:val="Hyperlink"/>
@@ -744,7 +744,7 @@
           <w:numId w:val="2"/>
         </w:numPr>
       </w:pPr>
-      <w:hyperlink w:history="1" r:id="rIdynp0emvo4r7puicfzdl9d">
+      <w:hyperlink w:history="1" r:id="rIdoxcu76_u2httyxgnenqwg">
         <w:r>
           <w:rPr>
             <w:rStyle w:val="Hyperlink"/>
@@ -764,7 +764,7 @@
           <w:numId w:val="2"/>
         </w:numPr>
       </w:pPr>
-      <w:hyperlink w:history="1" r:id="rIdezn7pbg2tjkg4e6itvl-k">
+      <w:hyperlink w:history="1" r:id="rId83slzaxvw42bfvohgvga_">
         <w:r>
           <w:rPr>
             <w:rStyle w:val="Hyperlink"/>
@@ -812,7 +812,7 @@
       <w:r>
         <w:t xml:space="preserve"> — modifié — </w:t>
       </w:r>
-      <w:hyperlink w:history="1" r:id="rIdod8j9tk9k37gutgdewllk">
+      <w:hyperlink w:history="1" r:id="rIdi1meh5p7diiqhw49fzz9z">
         <w:r>
           <w:rPr>
             <w:rStyle w:val="Hyperlink"/>
@@ -841,7 +841,7 @@
       <w:r>
         <w:t xml:space="preserve"> — modifié — </w:t>
       </w:r>
-      <w:hyperlink w:history="1" r:id="rIdkx1y1l7wia8l51_w266ko">
+      <w:hyperlink w:history="1" r:id="rIdprvoihdgkfrjzrtcetyqo">
         <w:r>
           <w:rPr>
             <w:rStyle w:val="Hyperlink"/>
@@ -878,7 +878,7 @@
       <w:r>
         <w:t xml:space="preserve"> — modifié — </w:t>
       </w:r>
-      <w:hyperlink w:history="1" r:id="rIdu3pfsvu_txku3pbphwdgh">
+      <w:hyperlink w:history="1" r:id="rIdc2it8v3g2dy4-yzlsjnv2">
         <w:r>
           <w:rPr>
             <w:rStyle w:val="Hyperlink"/>
@@ -915,7 +915,7 @@
       <w:r>
         <w:t xml:space="preserve"> — modifié — </w:t>
       </w:r>
-      <w:hyperlink w:history="1" r:id="rId3pykaqx85usgxbf0xor0h">
+      <w:hyperlink w:history="1" r:id="rIdoesipqglyznhezdr0d7rc">
         <w:r>
           <w:rPr>
             <w:rStyle w:val="Hyperlink"/>
@@ -952,7 +952,7 @@
       <w:r>
         <w:t xml:space="preserve"> — modifié — </w:t>
       </w:r>
-      <w:hyperlink w:history="1" r:id="rId4tr7rfcp0kvs_iinfrsmb">
+      <w:hyperlink w:history="1" r:id="rIdpnwahtiw8ckgybbyamzx-">
         <w:r>
           <w:rPr>
             <w:rStyle w:val="Hyperlink"/>
@@ -981,7 +981,7 @@
       <w:r>
         <w:t xml:space="preserve"> — créé — </w:t>
       </w:r>
-      <w:hyperlink w:history="1" r:id="rIddsmgy0afvxta7593uslsx">
+      <w:hyperlink w:history="1" r:id="rIdusfrkltyuuun3xnxwhb35">
         <w:r>
           <w:rPr>
             <w:rStyle w:val="Hyperlink"/>
@@ -1010,7 +1010,7 @@
       <w:r>
         <w:t xml:space="preserve"> — modifié — </w:t>
       </w:r>
-      <w:hyperlink w:history="1" r:id="rIdklitfrmnhxdewcnm7vxkb">
+      <w:hyperlink w:history="1" r:id="rIdxb2qzxfijyylgixyri2bk">
         <w:r>
           <w:rPr>
             <w:rStyle w:val="Hyperlink"/>
@@ -1039,7 +1039,7 @@
       <w:r>
         <w:t xml:space="preserve"> — modifié — </w:t>
       </w:r>
-      <w:hyperlink w:history="1" r:id="rIdwtme4zewgs28sx9l37de0">
+      <w:hyperlink w:history="1" r:id="rIdidrgpwqq6wffw_olhcppv">
         <w:r>
           <w:rPr>
             <w:rStyle w:val="Hyperlink"/>
@@ -1089,7 +1089,7 @@
       <w:r>
         <w:t xml:space="preserve"> — modifié — </w:t>
       </w:r>
-      <w:hyperlink w:history="1" r:id="rIde4n21zamesafgfh8ipq2k">
+      <w:hyperlink w:history="1" r:id="rIdwh3eg7bfws7ufdqn9l5m5">
         <w:r>
           <w:rPr>
             <w:rStyle w:val="Hyperlink"/>
@@ -1118,7 +1118,7 @@
       <w:r>
         <w:t xml:space="preserve"> — modifié — </w:t>
       </w:r>
-      <w:hyperlink w:history="1" r:id="rIdmzj_e2n5yqoytok-3lfdu">
+      <w:hyperlink w:history="1" r:id="rIdhvsv6daomguqafrtilyzn">
         <w:r>
           <w:rPr>
             <w:rStyle w:val="Hyperlink"/>

--- a/docs/developpement/phases/word/PHASE_67_LE_TABLEAU_EN_DIRECT_DAPRES_LA_MAQUETTE_AVEC_LE_LIEU_EN_3D.docx
+++ b/docs/developpement/phases/word/PHASE_67_LE_TABLEAU_EN_DIRECT_DAPRES_LA_MAQUETTE_AVEC_LE_LIEU_EN_3D.docx
@@ -18,9 +18,9 @@
         <w:shd w:fill="F6F3FF" w:color="auto" w:val="clear"/>
       </w:pPr>
       <w:r>
-        <w:t xml:space="preserve">FlaiX Expert · dossier de développement · généré le 2026-10-21 depuis le dépôt </w:t>
-      </w:r>
-      <w:hyperlink w:history="1" r:id="rId4uva82oy7zk1pxgayz4j5">
+        <w:t xml:space="preserve">FlaiX Expert · dossier de développement · généré le 2026-10-23 depuis le dépôt </w:t>
+      </w:r>
+      <w:hyperlink w:history="1" r:id="rId0c-tobqglvgtentgtjgpj">
         <w:r>
           <w:rPr>
             <w:rStyle w:val="Hyperlink"/>
@@ -724,7 +724,7 @@
           <w:numId w:val="2"/>
         </w:numPr>
       </w:pPr>
-      <w:hyperlink w:history="1" r:id="rIdidslyqd_7a3matj3qekds">
+      <w:hyperlink w:history="1" r:id="rIdvrp9i5qxy78jrtecl6vhz">
         <w:r>
           <w:rPr>
             <w:rStyle w:val="Hyperlink"/>
@@ -744,7 +744,7 @@
           <w:numId w:val="2"/>
         </w:numPr>
       </w:pPr>
-      <w:hyperlink w:history="1" r:id="rIdoxcu76_u2httyxgnenqwg">
+      <w:hyperlink w:history="1" r:id="rIdbgodfdadtekb6ov-spo0w">
         <w:r>
           <w:rPr>
             <w:rStyle w:val="Hyperlink"/>
@@ -764,7 +764,7 @@
           <w:numId w:val="2"/>
         </w:numPr>
       </w:pPr>
-      <w:hyperlink w:history="1" r:id="rId83slzaxvw42bfvohgvga_">
+      <w:hyperlink w:history="1" r:id="rIdgdleuiq5-gtbs1fl1s7te">
         <w:r>
           <w:rPr>
             <w:rStyle w:val="Hyperlink"/>
@@ -812,7 +812,7 @@
       <w:r>
         <w:t xml:space="preserve"> — modifié — </w:t>
       </w:r>
-      <w:hyperlink w:history="1" r:id="rIdi1meh5p7diiqhw49fzz9z">
+      <w:hyperlink w:history="1" r:id="rIdjfsagjozlrjnptfpexw62">
         <w:r>
           <w:rPr>
             <w:rStyle w:val="Hyperlink"/>
@@ -841,7 +841,7 @@
       <w:r>
         <w:t xml:space="preserve"> — modifié — </w:t>
       </w:r>
-      <w:hyperlink w:history="1" r:id="rIdprvoihdgkfrjzrtcetyqo">
+      <w:hyperlink w:history="1" r:id="rIdrz51ntpn93pgmhxncgh8i">
         <w:r>
           <w:rPr>
             <w:rStyle w:val="Hyperlink"/>
@@ -878,7 +878,7 @@
       <w:r>
         <w:t xml:space="preserve"> — modifié — </w:t>
       </w:r>
-      <w:hyperlink w:history="1" r:id="rIdc2it8v3g2dy4-yzlsjnv2">
+      <w:hyperlink w:history="1" r:id="rId8xkekix5pdk1fbe9du1kl">
         <w:r>
           <w:rPr>
             <w:rStyle w:val="Hyperlink"/>
@@ -915,7 +915,7 @@
       <w:r>
         <w:t xml:space="preserve"> — modifié — </w:t>
       </w:r>
-      <w:hyperlink w:history="1" r:id="rIdoesipqglyznhezdr0d7rc">
+      <w:hyperlink w:history="1" r:id="rIdjhvncfq90ydfm9euac011">
         <w:r>
           <w:rPr>
             <w:rStyle w:val="Hyperlink"/>
@@ -952,7 +952,7 @@
       <w:r>
         <w:t xml:space="preserve"> — modifié — </w:t>
       </w:r>
-      <w:hyperlink w:history="1" r:id="rIdpnwahtiw8ckgybbyamzx-">
+      <w:hyperlink w:history="1" r:id="rIdc-fooitodj5imrwlggq13">
         <w:r>
           <w:rPr>
             <w:rStyle w:val="Hyperlink"/>
@@ -981,7 +981,7 @@
       <w:r>
         <w:t xml:space="preserve"> — créé — </w:t>
       </w:r>
-      <w:hyperlink w:history="1" r:id="rIdusfrkltyuuun3xnxwhb35">
+      <w:hyperlink w:history="1" r:id="rIdh6-en5eaqtzobpu3nel0w">
         <w:r>
           <w:rPr>
             <w:rStyle w:val="Hyperlink"/>
@@ -1010,7 +1010,7 @@
       <w:r>
         <w:t xml:space="preserve"> — modifié — </w:t>
       </w:r>
-      <w:hyperlink w:history="1" r:id="rIdxb2qzxfijyylgixyri2bk">
+      <w:hyperlink w:history="1" r:id="rId0pgvwslzbjsgage9qwq0m">
         <w:r>
           <w:rPr>
             <w:rStyle w:val="Hyperlink"/>
@@ -1039,7 +1039,7 @@
       <w:r>
         <w:t xml:space="preserve"> — modifié — </w:t>
       </w:r>
-      <w:hyperlink w:history="1" r:id="rIdidrgpwqq6wffw_olhcppv">
+      <w:hyperlink w:history="1" r:id="rIdpcy8w773mb91hajp1ai-8">
         <w:r>
           <w:rPr>
             <w:rStyle w:val="Hyperlink"/>
@@ -1089,7 +1089,7 @@
       <w:r>
         <w:t xml:space="preserve"> — modifié — </w:t>
       </w:r>
-      <w:hyperlink w:history="1" r:id="rIdwh3eg7bfws7ufdqn9l5m5">
+      <w:hyperlink w:history="1" r:id="rIdguhwzeazdumgrhhav4qlj">
         <w:r>
           <w:rPr>
             <w:rStyle w:val="Hyperlink"/>
@@ -1118,7 +1118,7 @@
       <w:r>
         <w:t xml:space="preserve"> — modifié — </w:t>
       </w:r>
-      <w:hyperlink w:history="1" r:id="rIdhvsv6daomguqafrtilyzn">
+      <w:hyperlink w:history="1" r:id="rIdlwdeknzfbjza3emdhyvbl">
         <w:r>
           <w:rPr>
             <w:rStyle w:val="Hyperlink"/>

--- a/docs/developpement/phases/word/PHASE_67_LE_TABLEAU_EN_DIRECT_DAPRES_LA_MAQUETTE_AVEC_LE_LIEU_EN_3D.docx
+++ b/docs/developpement/phases/word/PHASE_67_LE_TABLEAU_EN_DIRECT_DAPRES_LA_MAQUETTE_AVEC_LE_LIEU_EN_3D.docx
@@ -18,9 +18,9 @@
         <w:shd w:fill="F6F3FF" w:color="auto" w:val="clear"/>
       </w:pPr>
       <w:r>
-        <w:t xml:space="preserve">FlaiX Expert · dossier de développement · généré le 2026-10-23 depuis le dépôt </w:t>
-      </w:r>
-      <w:hyperlink w:history="1" r:id="rId0c-tobqglvgtentgtjgpj">
+        <w:t xml:space="preserve">FlaiX Expert · dossier de développement · généré le 2026-10-24 depuis le dépôt </w:t>
+      </w:r>
+      <w:hyperlink w:history="1" r:id="rId6l7xpivqf0hjadlafbprb">
         <w:r>
           <w:rPr>
             <w:rStyle w:val="Hyperlink"/>
@@ -724,7 +724,7 @@
           <w:numId w:val="2"/>
         </w:numPr>
       </w:pPr>
-      <w:hyperlink w:history="1" r:id="rIdvrp9i5qxy78jrtecl6vhz">
+      <w:hyperlink w:history="1" r:id="rIdchs4h9qrt566eqcx_co7j">
         <w:r>
           <w:rPr>
             <w:rStyle w:val="Hyperlink"/>
@@ -744,7 +744,7 @@
           <w:numId w:val="2"/>
         </w:numPr>
       </w:pPr>
-      <w:hyperlink w:history="1" r:id="rIdbgodfdadtekb6ov-spo0w">
+      <w:hyperlink w:history="1" r:id="rIdkqa1zxjejbw7xpkv78l6-">
         <w:r>
           <w:rPr>
             <w:rStyle w:val="Hyperlink"/>
@@ -764,7 +764,7 @@
           <w:numId w:val="2"/>
         </w:numPr>
       </w:pPr>
-      <w:hyperlink w:history="1" r:id="rIdgdleuiq5-gtbs1fl1s7te">
+      <w:hyperlink w:history="1" r:id="rIdwygdgsu9m4abpz_np6t93">
         <w:r>
           <w:rPr>
             <w:rStyle w:val="Hyperlink"/>
@@ -812,7 +812,7 @@
       <w:r>
         <w:t xml:space="preserve"> — modifié — </w:t>
       </w:r>
-      <w:hyperlink w:history="1" r:id="rIdjfsagjozlrjnptfpexw62">
+      <w:hyperlink w:history="1" r:id="rIdprvpgdnkimduydcakdaos">
         <w:r>
           <w:rPr>
             <w:rStyle w:val="Hyperlink"/>
@@ -841,7 +841,7 @@
       <w:r>
         <w:t xml:space="preserve"> — modifié — </w:t>
       </w:r>
-      <w:hyperlink w:history="1" r:id="rIdrz51ntpn93pgmhxncgh8i">
+      <w:hyperlink w:history="1" r:id="rId1hgiwmsfmztu2bomde33s">
         <w:r>
           <w:rPr>
             <w:rStyle w:val="Hyperlink"/>
@@ -878,7 +878,7 @@
       <w:r>
         <w:t xml:space="preserve"> — modifié — </w:t>
       </w:r>
-      <w:hyperlink w:history="1" r:id="rId8xkekix5pdk1fbe9du1kl">
+      <w:hyperlink w:history="1" r:id="rIdvk52in1thfqohvzcv4cns">
         <w:r>
           <w:rPr>
             <w:rStyle w:val="Hyperlink"/>
@@ -915,7 +915,7 @@
       <w:r>
         <w:t xml:space="preserve"> — modifié — </w:t>
       </w:r>
-      <w:hyperlink w:history="1" r:id="rIdjhvncfq90ydfm9euac011">
+      <w:hyperlink w:history="1" r:id="rIdisl1vsf9w2w5y_iqw3riu">
         <w:r>
           <w:rPr>
             <w:rStyle w:val="Hyperlink"/>
@@ -952,7 +952,7 @@
       <w:r>
         <w:t xml:space="preserve"> — modifié — </w:t>
       </w:r>
-      <w:hyperlink w:history="1" r:id="rIdc-fooitodj5imrwlggq13">
+      <w:hyperlink w:history="1" r:id="rIddnpdoa_qgy9slyeac1gv1">
         <w:r>
           <w:rPr>
             <w:rStyle w:val="Hyperlink"/>
@@ -981,7 +981,7 @@
       <w:r>
         <w:t xml:space="preserve"> — créé — </w:t>
       </w:r>
-      <w:hyperlink w:history="1" r:id="rIdh6-en5eaqtzobpu3nel0w">
+      <w:hyperlink w:history="1" r:id="rIds0qjmgxc_m51182i4vpbu">
         <w:r>
           <w:rPr>
             <w:rStyle w:val="Hyperlink"/>
@@ -1010,7 +1010,7 @@
       <w:r>
         <w:t xml:space="preserve"> — modifié — </w:t>
       </w:r>
-      <w:hyperlink w:history="1" r:id="rId0pgvwslzbjsgage9qwq0m">
+      <w:hyperlink w:history="1" r:id="rIdawzj3qijbnfg8mqeu4bwi">
         <w:r>
           <w:rPr>
             <w:rStyle w:val="Hyperlink"/>
@@ -1039,7 +1039,7 @@
       <w:r>
         <w:t xml:space="preserve"> — modifié — </w:t>
       </w:r>
-      <w:hyperlink w:history="1" r:id="rIdpcy8w773mb91hajp1ai-8">
+      <w:hyperlink w:history="1" r:id="rIdauduas0phdzl8e4lphg0d">
         <w:r>
           <w:rPr>
             <w:rStyle w:val="Hyperlink"/>
@@ -1089,7 +1089,7 @@
       <w:r>
         <w:t xml:space="preserve"> — modifié — </w:t>
       </w:r>
-      <w:hyperlink w:history="1" r:id="rIdguhwzeazdumgrhhav4qlj">
+      <w:hyperlink w:history="1" r:id="rIdwyb0uqh5jdzlyxd_rgrhx">
         <w:r>
           <w:rPr>
             <w:rStyle w:val="Hyperlink"/>
@@ -1118,7 +1118,7 @@
       <w:r>
         <w:t xml:space="preserve"> — modifié — </w:t>
       </w:r>
-      <w:hyperlink w:history="1" r:id="rIdlwdeknzfbjza3emdhyvbl">
+      <w:hyperlink w:history="1" r:id="rIdt_ovwyojdwplnfdkkgohc">
         <w:r>
           <w:rPr>
             <w:rStyle w:val="Hyperlink"/>

--- a/docs/developpement/phases/word/PHASE_67_LE_TABLEAU_EN_DIRECT_DAPRES_LA_MAQUETTE_AVEC_LE_LIEU_EN_3D.docx
+++ b/docs/developpement/phases/word/PHASE_67_LE_TABLEAU_EN_DIRECT_DAPRES_LA_MAQUETTE_AVEC_LE_LIEU_EN_3D.docx
@@ -18,9 +18,9 @@
         <w:shd w:fill="F6F3FF" w:color="auto" w:val="clear"/>
       </w:pPr>
       <w:r>
-        <w:t xml:space="preserve">FlaiX Expert · dossier de développement · généré le 2026-10-24 depuis le dépôt </w:t>
-      </w:r>
-      <w:hyperlink w:history="1" r:id="rId6l7xpivqf0hjadlafbprb">
+        <w:t xml:space="preserve">FlaiX Expert · dossier de développement · généré le 2026-10-25 depuis le dépôt </w:t>
+      </w:r>
+      <w:hyperlink w:history="1" r:id="rIdbpszrjvfx7ulvj-vln59m">
         <w:r>
           <w:rPr>
             <w:rStyle w:val="Hyperlink"/>
@@ -724,7 +724,7 @@
           <w:numId w:val="2"/>
         </w:numPr>
       </w:pPr>
-      <w:hyperlink w:history="1" r:id="rIdchs4h9qrt566eqcx_co7j">
+      <w:hyperlink w:history="1" r:id="rIdbdey-zuxhp7qptft8zcha">
         <w:r>
           <w:rPr>
             <w:rStyle w:val="Hyperlink"/>
@@ -744,7 +744,7 @@
           <w:numId w:val="2"/>
         </w:numPr>
       </w:pPr>
-      <w:hyperlink w:history="1" r:id="rIdkqa1zxjejbw7xpkv78l6-">
+      <w:hyperlink w:history="1" r:id="rIdvb5aoaxsnk-56cdhji5ug">
         <w:r>
           <w:rPr>
             <w:rStyle w:val="Hyperlink"/>
@@ -764,7 +764,7 @@
           <w:numId w:val="2"/>
         </w:numPr>
       </w:pPr>
-      <w:hyperlink w:history="1" r:id="rIdwygdgsu9m4abpz_np6t93">
+      <w:hyperlink w:history="1" r:id="rIdfc17a-ifaasqh6z2qwkp4">
         <w:r>
           <w:rPr>
             <w:rStyle w:val="Hyperlink"/>
@@ -812,7 +812,7 @@
       <w:r>
         <w:t xml:space="preserve"> — modifié — </w:t>
       </w:r>
-      <w:hyperlink w:history="1" r:id="rIdprvpgdnkimduydcakdaos">
+      <w:hyperlink w:history="1" r:id="rIdqxj28yvvh-pmvmhtcqlqg">
         <w:r>
           <w:rPr>
             <w:rStyle w:val="Hyperlink"/>
@@ -841,7 +841,7 @@
       <w:r>
         <w:t xml:space="preserve"> — modifié — </w:t>
       </w:r>
-      <w:hyperlink w:history="1" r:id="rId1hgiwmsfmztu2bomde33s">
+      <w:hyperlink w:history="1" r:id="rIdirlzcllxh-bcykvloolmw">
         <w:r>
           <w:rPr>
             <w:rStyle w:val="Hyperlink"/>
@@ -878,7 +878,7 @@
       <w:r>
         <w:t xml:space="preserve"> — modifié — </w:t>
       </w:r>
-      <w:hyperlink w:history="1" r:id="rIdvk52in1thfqohvzcv4cns">
+      <w:hyperlink w:history="1" r:id="rIdzkkg3r-bf3mwmfoesmc4o">
         <w:r>
           <w:rPr>
             <w:rStyle w:val="Hyperlink"/>
@@ -915,7 +915,7 @@
       <w:r>
         <w:t xml:space="preserve"> — modifié — </w:t>
       </w:r>
-      <w:hyperlink w:history="1" r:id="rIdisl1vsf9w2w5y_iqw3riu">
+      <w:hyperlink w:history="1" r:id="rId4und-k5zx5vtubnuajx_n">
         <w:r>
           <w:rPr>
             <w:rStyle w:val="Hyperlink"/>
@@ -952,7 +952,7 @@
       <w:r>
         <w:t xml:space="preserve"> — modifié — </w:t>
       </w:r>
-      <w:hyperlink w:history="1" r:id="rIddnpdoa_qgy9slyeac1gv1">
+      <w:hyperlink w:history="1" r:id="rIdhgxr_jh7humhxu-bp4edt">
         <w:r>
           <w:rPr>
             <w:rStyle w:val="Hyperlink"/>
@@ -981,7 +981,7 @@
       <w:r>
         <w:t xml:space="preserve"> — créé — </w:t>
       </w:r>
-      <w:hyperlink w:history="1" r:id="rIds0qjmgxc_m51182i4vpbu">
+      <w:hyperlink w:history="1" r:id="rIdtaoemhw8youyspegedwqg">
         <w:r>
           <w:rPr>
             <w:rStyle w:val="Hyperlink"/>
@@ -1010,7 +1010,7 @@
       <w:r>
         <w:t xml:space="preserve"> — modifié — </w:t>
       </w:r>
-      <w:hyperlink w:history="1" r:id="rIdawzj3qijbnfg8mqeu4bwi">
+      <w:hyperlink w:history="1" r:id="rIdtpgp9gvbjwbayyi1oxoy6">
         <w:r>
           <w:rPr>
             <w:rStyle w:val="Hyperlink"/>
@@ -1039,7 +1039,7 @@
       <w:r>
         <w:t xml:space="preserve"> — modifié — </w:t>
       </w:r>
-      <w:hyperlink w:history="1" r:id="rIdauduas0phdzl8e4lphg0d">
+      <w:hyperlink w:history="1" r:id="rIdh1_yzlsilsuitkycmepjq">
         <w:r>
           <w:rPr>
             <w:rStyle w:val="Hyperlink"/>
@@ -1089,7 +1089,7 @@
       <w:r>
         <w:t xml:space="preserve"> — modifié — </w:t>
       </w:r>
-      <w:hyperlink w:history="1" r:id="rIdwyb0uqh5jdzlyxd_rgrhx">
+      <w:hyperlink w:history="1" r:id="rIder7qvtfw8n5cficcqejqg">
         <w:r>
           <w:rPr>
             <w:rStyle w:val="Hyperlink"/>
@@ -1118,7 +1118,7 @@
       <w:r>
         <w:t xml:space="preserve"> — modifié — </w:t>
       </w:r>
-      <w:hyperlink w:history="1" r:id="rIdt_ovwyojdwplnfdkkgohc">
+      <w:hyperlink w:history="1" r:id="rId3tix0yautijfj1axhy_1r">
         <w:r>
           <w:rPr>
             <w:rStyle w:val="Hyperlink"/>

--- a/docs/developpement/phases/word/PHASE_67_LE_TABLEAU_EN_DIRECT_DAPRES_LA_MAQUETTE_AVEC_LE_LIEU_EN_3D.docx
+++ b/docs/developpement/phases/word/PHASE_67_LE_TABLEAU_EN_DIRECT_DAPRES_LA_MAQUETTE_AVEC_LE_LIEU_EN_3D.docx
@@ -20,7 +20,7 @@
       <w:r>
         <w:t xml:space="preserve">FlaiX Expert · dossier de développement · généré le 2026-10-25 depuis le dépôt </w:t>
       </w:r>
-      <w:hyperlink w:history="1" r:id="rIdbpszrjvfx7ulvj-vln59m">
+      <w:hyperlink w:history="1" r:id="rIdz5awco_mk85kekr2tg7yt">
         <w:r>
           <w:rPr>
             <w:rStyle w:val="Hyperlink"/>
@@ -724,7 +724,7 @@
           <w:numId w:val="2"/>
         </w:numPr>
       </w:pPr>
-      <w:hyperlink w:history="1" r:id="rIdbdey-zuxhp7qptft8zcha">
+      <w:hyperlink w:history="1" r:id="rId_n0hhdggormhzin3zj5cl">
         <w:r>
           <w:rPr>
             <w:rStyle w:val="Hyperlink"/>
@@ -744,7 +744,7 @@
           <w:numId w:val="2"/>
         </w:numPr>
       </w:pPr>
-      <w:hyperlink w:history="1" r:id="rIdvb5aoaxsnk-56cdhji5ug">
+      <w:hyperlink w:history="1" r:id="rIdxml8i2awwi5abxcxk8ub-">
         <w:r>
           <w:rPr>
             <w:rStyle w:val="Hyperlink"/>
@@ -764,7 +764,7 @@
           <w:numId w:val="2"/>
         </w:numPr>
       </w:pPr>
-      <w:hyperlink w:history="1" r:id="rIdfc17a-ifaasqh6z2qwkp4">
+      <w:hyperlink w:history="1" r:id="rIdxeyeikyt7fq1j2ipkghr-">
         <w:r>
           <w:rPr>
             <w:rStyle w:val="Hyperlink"/>
@@ -812,7 +812,7 @@
       <w:r>
         <w:t xml:space="preserve"> — modifié — </w:t>
       </w:r>
-      <w:hyperlink w:history="1" r:id="rIdqxj28yvvh-pmvmhtcqlqg">
+      <w:hyperlink w:history="1" r:id="rIdl92blicqh8vwou4nyptya">
         <w:r>
           <w:rPr>
             <w:rStyle w:val="Hyperlink"/>
@@ -841,7 +841,7 @@
       <w:r>
         <w:t xml:space="preserve"> — modifié — </w:t>
       </w:r>
-      <w:hyperlink w:history="1" r:id="rIdirlzcllxh-bcykvloolmw">
+      <w:hyperlink w:history="1" r:id="rIdp6kfxmew7htuiqx7jx-ho">
         <w:r>
           <w:rPr>
             <w:rStyle w:val="Hyperlink"/>
@@ -878,7 +878,7 @@
       <w:r>
         <w:t xml:space="preserve"> — modifié — </w:t>
       </w:r>
-      <w:hyperlink w:history="1" r:id="rIdzkkg3r-bf3mwmfoesmc4o">
+      <w:hyperlink w:history="1" r:id="rIdfozckhdql9z5ay6ilx5f3">
         <w:r>
           <w:rPr>
             <w:rStyle w:val="Hyperlink"/>
@@ -915,7 +915,7 @@
       <w:r>
         <w:t xml:space="preserve"> — modifié — </w:t>
       </w:r>
-      <w:hyperlink w:history="1" r:id="rId4und-k5zx5vtubnuajx_n">
+      <w:hyperlink w:history="1" r:id="rId6iqclvty8bjmr892v2z3c">
         <w:r>
           <w:rPr>
             <w:rStyle w:val="Hyperlink"/>
@@ -952,7 +952,7 @@
       <w:r>
         <w:t xml:space="preserve"> — modifié — </w:t>
       </w:r>
-      <w:hyperlink w:history="1" r:id="rIdhgxr_jh7humhxu-bp4edt">
+      <w:hyperlink w:history="1" r:id="rId-vgkewnffbxlzgaorv-0e">
         <w:r>
           <w:rPr>
             <w:rStyle w:val="Hyperlink"/>
@@ -981,7 +981,7 @@
       <w:r>
         <w:t xml:space="preserve"> — créé — </w:t>
       </w:r>
-      <w:hyperlink w:history="1" r:id="rIdtaoemhw8youyspegedwqg">
+      <w:hyperlink w:history="1" r:id="rId9seuwhxqxll43qd1s9ihn">
         <w:r>
           <w:rPr>
             <w:rStyle w:val="Hyperlink"/>
@@ -1010,7 +1010,7 @@
       <w:r>
         <w:t xml:space="preserve"> — modifié — </w:t>
       </w:r>
-      <w:hyperlink w:history="1" r:id="rIdtpgp9gvbjwbayyi1oxoy6">
+      <w:hyperlink w:history="1" r:id="rId5zrnotrbjvfi3qibydqcy">
         <w:r>
           <w:rPr>
             <w:rStyle w:val="Hyperlink"/>
@@ -1039,7 +1039,7 @@
       <w:r>
         <w:t xml:space="preserve"> — modifié — </w:t>
       </w:r>
-      <w:hyperlink w:history="1" r:id="rIdh1_yzlsilsuitkycmepjq">
+      <w:hyperlink w:history="1" r:id="rIdd46gvjlbexqkegraqgssn">
         <w:r>
           <w:rPr>
             <w:rStyle w:val="Hyperlink"/>
@@ -1089,7 +1089,7 @@
       <w:r>
         <w:t xml:space="preserve"> — modifié — </w:t>
       </w:r>
-      <w:hyperlink w:history="1" r:id="rIder7qvtfw8n5cficcqejqg">
+      <w:hyperlink w:history="1" r:id="rIdidfannjv0onhn1xhl4uab">
         <w:r>
           <w:rPr>
             <w:rStyle w:val="Hyperlink"/>
@@ -1118,7 +1118,7 @@
       <w:r>
         <w:t xml:space="preserve"> — modifié — </w:t>
       </w:r>
-      <w:hyperlink w:history="1" r:id="rId3tix0yautijfj1axhy_1r">
+      <w:hyperlink w:history="1" r:id="rIdtd3i25ipef4qtoacuqcd5">
         <w:r>
           <w:rPr>
             <w:rStyle w:val="Hyperlink"/>

--- a/docs/developpement/phases/word/PHASE_67_LE_TABLEAU_EN_DIRECT_DAPRES_LA_MAQUETTE_AVEC_LE_LIEU_EN_3D.docx
+++ b/docs/developpement/phases/word/PHASE_67_LE_TABLEAU_EN_DIRECT_DAPRES_LA_MAQUETTE_AVEC_LE_LIEU_EN_3D.docx
@@ -20,7 +20,7 @@
       <w:r>
         <w:t xml:space="preserve">FlaiX Expert · dossier de développement · généré le 2026-10-25 depuis le dépôt </w:t>
       </w:r>
-      <w:hyperlink w:history="1" r:id="rIdz5awco_mk85kekr2tg7yt">
+      <w:hyperlink w:history="1" r:id="rIdpxqmved2cypz7g8vbea7n">
         <w:r>
           <w:rPr>
             <w:rStyle w:val="Hyperlink"/>
@@ -724,7 +724,7 @@
           <w:numId w:val="2"/>
         </w:numPr>
       </w:pPr>
-      <w:hyperlink w:history="1" r:id="rId_n0hhdggormhzin3zj5cl">
+      <w:hyperlink w:history="1" r:id="rIdehokchy5foaagoz_vjaq5">
         <w:r>
           <w:rPr>
             <w:rStyle w:val="Hyperlink"/>
@@ -744,7 +744,7 @@
           <w:numId w:val="2"/>
         </w:numPr>
       </w:pPr>
-      <w:hyperlink w:history="1" r:id="rIdxml8i2awwi5abxcxk8ub-">
+      <w:hyperlink w:history="1" r:id="rIdjzgcqsuq_r501oqk5embt">
         <w:r>
           <w:rPr>
             <w:rStyle w:val="Hyperlink"/>
@@ -764,7 +764,7 @@
           <w:numId w:val="2"/>
         </w:numPr>
       </w:pPr>
-      <w:hyperlink w:history="1" r:id="rIdxeyeikyt7fq1j2ipkghr-">
+      <w:hyperlink w:history="1" r:id="rIdjpifiidy0v53z82yvfrgz">
         <w:r>
           <w:rPr>
             <w:rStyle w:val="Hyperlink"/>
@@ -812,7 +812,7 @@
       <w:r>
         <w:t xml:space="preserve"> — modifié — </w:t>
       </w:r>
-      <w:hyperlink w:history="1" r:id="rIdl92blicqh8vwou4nyptya">
+      <w:hyperlink w:history="1" r:id="rIdp__nq8yvh_36wmikwuqcd">
         <w:r>
           <w:rPr>
             <w:rStyle w:val="Hyperlink"/>
@@ -841,7 +841,7 @@
       <w:r>
         <w:t xml:space="preserve"> — modifié — </w:t>
       </w:r>
-      <w:hyperlink w:history="1" r:id="rIdp6kfxmew7htuiqx7jx-ho">
+      <w:hyperlink w:history="1" r:id="rIdlevdffff5eyctsowab5k7">
         <w:r>
           <w:rPr>
             <w:rStyle w:val="Hyperlink"/>
@@ -878,7 +878,7 @@
       <w:r>
         <w:t xml:space="preserve"> — modifié — </w:t>
       </w:r>
-      <w:hyperlink w:history="1" r:id="rIdfozckhdql9z5ay6ilx5f3">
+      <w:hyperlink w:history="1" r:id="rIdlbdjaqjilgniszpqe4ge6">
         <w:r>
           <w:rPr>
             <w:rStyle w:val="Hyperlink"/>
@@ -915,7 +915,7 @@
       <w:r>
         <w:t xml:space="preserve"> — modifié — </w:t>
       </w:r>
-      <w:hyperlink w:history="1" r:id="rId6iqclvty8bjmr892v2z3c">
+      <w:hyperlink w:history="1" r:id="rIdea9m5syhdgrew-iz_xf0d">
         <w:r>
           <w:rPr>
             <w:rStyle w:val="Hyperlink"/>
@@ -952,7 +952,7 @@
       <w:r>
         <w:t xml:space="preserve"> — modifié — </w:t>
       </w:r>
-      <w:hyperlink w:history="1" r:id="rId-vgkewnffbxlzgaorv-0e">
+      <w:hyperlink w:history="1" r:id="rId5cofjqklwxgqnzl2l8nft">
         <w:r>
           <w:rPr>
             <w:rStyle w:val="Hyperlink"/>
@@ -981,7 +981,7 @@
       <w:r>
         <w:t xml:space="preserve"> — créé — </w:t>
       </w:r>
-      <w:hyperlink w:history="1" r:id="rId9seuwhxqxll43qd1s9ihn">
+      <w:hyperlink w:history="1" r:id="rIdjbwhmmuohbtmcyj4tt6hg">
         <w:r>
           <w:rPr>
             <w:rStyle w:val="Hyperlink"/>
@@ -1010,7 +1010,7 @@
       <w:r>
         <w:t xml:space="preserve"> — modifié — </w:t>
       </w:r>
-      <w:hyperlink w:history="1" r:id="rId5zrnotrbjvfi3qibydqcy">
+      <w:hyperlink w:history="1" r:id="rIdpf6dfwuvohuhb_dhjgf-s">
         <w:r>
           <w:rPr>
             <w:rStyle w:val="Hyperlink"/>
@@ -1039,7 +1039,7 @@
       <w:r>
         <w:t xml:space="preserve"> — modifié — </w:t>
       </w:r>
-      <w:hyperlink w:history="1" r:id="rIdd46gvjlbexqkegraqgssn">
+      <w:hyperlink w:history="1" r:id="rIdq93ayjdertchhaoe30foz">
         <w:r>
           <w:rPr>
             <w:rStyle w:val="Hyperlink"/>
@@ -1089,7 +1089,7 @@
       <w:r>
         <w:t xml:space="preserve"> — modifié — </w:t>
       </w:r>
-      <w:hyperlink w:history="1" r:id="rIdidfannjv0onhn1xhl4uab">
+      <w:hyperlink w:history="1" r:id="rIdnhlj_gv5y_esfgdfjjluc">
         <w:r>
           <w:rPr>
             <w:rStyle w:val="Hyperlink"/>
@@ -1118,7 +1118,7 @@
       <w:r>
         <w:t xml:space="preserve"> — modifié — </w:t>
       </w:r>
-      <w:hyperlink w:history="1" r:id="rIdtd3i25ipef4qtoacuqcd5">
+      <w:hyperlink w:history="1" r:id="rIdeadkbictkgg-h0zuoj3ab">
         <w:r>
           <w:rPr>
             <w:rStyle w:val="Hyperlink"/>
